--- a/7sem/MZI/lab6/МЗИ_6.docx
+++ b/7sem/MZI/lab6/МЗИ_6.docx
@@ -178,7 +178,11 @@
       </w:pPr>
       <w:r>
         <w:rPr/>
-        <w:t>к лабораторной работе №5</w:t>
+        <w:t>к лабораторной работе №</w:t>
+      </w:r>
+      <w:r>
+        <w:rPr/>
+        <w:t>6</w:t>
       </w:r>
     </w:p>
     <w:p>
@@ -318,11 +322,7 @@
         <w:tab/>
         <w:tab/>
         <w:tab/>
-        <w:t>студент гр. 25350</w:t>
-      </w:r>
-      <w:r>
-        <w:rPr/>
-        <w:t>5</w:t>
+        <w:t>студент гр. 253505</w:t>
       </w:r>
     </w:p>
     <w:p>
@@ -334,27 +334,7 @@
       </w:pPr>
       <w:r>
         <w:rPr/>
-        <w:t>Сенько</w:t>
-      </w:r>
-      <w:r>
-        <w:rPr/>
-        <w:t xml:space="preserve"> </w:t>
-      </w:r>
-      <w:r>
-        <w:rPr/>
-        <w:t>Н</w:t>
-      </w:r>
-      <w:r>
-        <w:rPr/>
-        <w:t xml:space="preserve">. </w:t>
-      </w:r>
-      <w:r>
-        <w:rPr/>
-        <w:t>С</w:t>
-      </w:r>
-      <w:r>
-        <w:rPr/>
-        <w:t>.</w:t>
+        <w:t>Сенько Н. С.</w:t>
       </w:r>
     </w:p>
     <w:p>
@@ -568,6 +548,7 @@
             <w:rPr>
               <w:webHidden/>
               <w:rStyle w:val="IndexLink"/>
+              <w:vanish w:val="false"/>
             </w:rPr>
             <w:instrText xml:space="preserve"> TOC \z \o "1-9" \u \t "heading 1,1,heading 2,2,heading 3,3,heading 4,4,heading 5,5,heading 6,6" \h</w:instrText>
           </w:r>
@@ -575,6 +556,7 @@
             <w:rPr>
               <w:webHidden/>
               <w:rStyle w:val="IndexLink"/>
+              <w:vanish w:val="false"/>
             </w:rPr>
             <w:fldChar w:fldCharType="separate"/>
           </w:r>
@@ -583,6 +565,7 @@
               <w:rPr>
                 <w:webHidden/>
                 <w:rStyle w:val="IndexLink"/>
+                <w:vanish w:val="false"/>
               </w:rPr>
               <w:t>1 Цель работы</w:t>
             </w:r>
@@ -638,13 +621,6 @@
             <w:r>
               <w:rPr>
                 <w:webHidden/>
-                <w:rStyle w:val="IndexLink"/>
-              </w:rPr>
-              <w:t>2 Ход работы</w:t>
-            </w:r>
-            <w:r>
-              <w:rPr>
-                <w:webHidden/>
               </w:rPr>
               <w:fldChar w:fldCharType="begin"/>
             </w:r>
@@ -662,9 +638,11 @@
             </w:r>
             <w:r>
               <w:rPr>
+                <w:webHidden/>
                 <w:rStyle w:val="IndexLink"/>
                 <w:vanish w:val="false"/>
               </w:rPr>
+              <w:t>2 Ход работы</w:t>
               <w:tab/>
               <w:t>4</w:t>
             </w:r>
@@ -694,13 +672,6 @@
             <w:r>
               <w:rPr>
                 <w:webHidden/>
-                <w:rStyle w:val="IndexLink"/>
-              </w:rPr>
-              <w:t>Заключение</w:t>
-            </w:r>
-            <w:r>
-              <w:rPr>
-                <w:webHidden/>
               </w:rPr>
               <w:fldChar w:fldCharType="begin"/>
             </w:r>
@@ -718,9 +689,11 @@
             </w:r>
             <w:r>
               <w:rPr>
+                <w:webHidden/>
                 <w:rStyle w:val="IndexLink"/>
                 <w:vanish w:val="false"/>
               </w:rPr>
+              <w:t>Заключение</w:t>
               <w:tab/>
               <w:t>5</w:t>
             </w:r>
@@ -750,6 +723,7 @@
               <w:rPr>
                 <w:webHidden/>
                 <w:rStyle w:val="IndexLink"/>
+                <w:vanish w:val="false"/>
               </w:rPr>
               <w:t>Приложение А</w:t>
             </w:r>
@@ -844,6 +818,7 @@
     <w:p>
       <w:pPr>
         <w:pStyle w:val="Heading1"/>
+        <w:spacing w:before="0" w:after="0"/>
         <w:rPr/>
       </w:pPr>
       <w:bookmarkStart w:id="1" w:name="_Toc207722280"/>
@@ -978,6 +953,7 @@
     <w:p>
       <w:pPr>
         <w:pStyle w:val="Heading1"/>
+        <w:spacing w:before="0" w:after="0"/>
         <w:rPr/>
       </w:pPr>
       <w:bookmarkStart w:id="2" w:name="_Toc207722281"/>
@@ -1017,23 +993,7 @@
           <w:szCs w:val="28"/>
           <w:lang w:val="ru-RU"/>
         </w:rPr>
-        <w:t xml:space="preserve">Алгоритм был реализован на языке </w:t>
-      </w:r>
-      <w:r>
-        <w:rPr>
-          <w:sz w:val="28"/>
-          <w:szCs w:val="28"/>
-          <w:lang w:val="ru-RU"/>
-        </w:rPr>
-        <w:t>Python</w:t>
-      </w:r>
-      <w:r>
-        <w:rPr>
-          <w:sz w:val="28"/>
-          <w:szCs w:val="28"/>
-          <w:lang w:val="ru-RU"/>
-        </w:rPr>
-        <w:t xml:space="preserve">. Для выполнения задачи был созданы объект, содержащий все методы, необходимые для реализации ГОСТ 34.10 и проверки подписи. Результат полного выполнения скрипта можно увидеть на рисунке 1. На рисунке изображен расчет значения </w:t>
+        <w:t xml:space="preserve">Алгоритм был реализован на языке Python. Для выполнения задачи был созданы объект, содержащий все методы, необходимые для реализации ГОСТ 34.10 и проверки подписи. Результат полного выполнения скрипта можно увидеть на рисунке 1. На рисунке изображен расчет значения </w:t>
       </w:r>
       <w:r>
         <w:rPr>
@@ -1396,6 +1356,7 @@
     <w:p>
       <w:pPr>
         <w:pStyle w:val="Heading1"/>
+        <w:spacing w:before="0" w:after="0"/>
         <w:rPr/>
       </w:pPr>
       <w:bookmarkStart w:id="3" w:name="_Toc207722282"/>
@@ -1479,6 +1440,7 @@
     <w:p>
       <w:pPr>
         <w:pStyle w:val="Heading1"/>
+        <w:spacing w:before="0" w:after="0"/>
         <w:rPr/>
       </w:pPr>
       <w:bookmarkStart w:id="4" w:name="_Toc207722283"/>
@@ -5543,6 +5505,7 @@
     <w:rsid w:val="00b94ac2"/>
     <w:pPr>
       <w:widowControl/>
+      <w:suppressAutoHyphens w:val="true"/>
       <w:bidi w:val="0"/>
       <w:spacing w:lineRule="auto" w:line="240" w:before="0" w:after="0"/>
       <w:jc w:val="start"/>
